--- a/docs/CHIP_JRH_commentary_draft.docx
+++ b/docs/CHIP_JRH_commentary_draft.docx
@@ -150,7 +150,7 @@
           <w:sz w:val="22"/>
           <w:szCs w:val="22"/>
         </w:rPr>
-        <w:t xml:space="preserve">We propose a two-phase study to characterize both the care gap and the CHIP prevalence landscape in the rural elderly agricultural population served by Robert Packer Hospital, Sayre, Pennsylvania (Table 1). Phase 1 is a retrospective cohort identification study using the hospital laboratory information system (LIS) to identify all patients aged 65 and older with a complete blood count (CBC) pattern consistent with CCUS over a 36-month lookback window. A two-tier flagging strategy is employed. The primary tier uses classical macrocytosis criteria: mean corpuscular volume (MCV) greater than 100 fL with hemoglobin below sex-specific thresholds and documented normal B12 and folate, the pattern most directly comparable to published CCUS literature and most specific for CHIP-associated dyserythropoiesis. The secondary tier captures near-threshold and early-stage presentations that may represent CHIP before classical macrocytosis develops: MCV 95-100 fL with a downward hemoglobin trend over 12-24 months; elevated red cell distribution width (RDW greater than 14.5%) with borderline or normal MCV, reflecting early red cell size heterogeneity that often precedes uniform macrocytosis as a dysplastic clone expands; or normocytic unexplained anemia in the absence of iron deficiency, renal disease, or documented inflammatory cause. The primary outcome is the proportion of qualifying patients in each tier who received no further hematologic workup, constituting the care gap. A secondary analysis will construct a clinically accessible inflammaging composite score (neutrophil-to-lymphocyte ratio [NLR], albumin, high-sensitivity C-reactive protein [hsCRP], and ferritin) from existing chart data for each flagged patient, characterizing the chronic inflammatory burden of this unidentified cohort without any additional testing. Phase 1 requires no new clinical testing, uses existing LIS and electronic medical record infrastructure, carries minimal IRB risk as a retrospective chart review, and has near-zero direct cost.</w:t>
+        <w:t xml:space="preserve">We propose a two-phase study to characterize both the care gap and the CHIP prevalence landscape in the rural elderly agricultural population served by Robert Packer Hospital, Sayre, Pennsylvania (Table 1). Phase 1 is a retrospective cohort identification study using the hospital laboratory information system (LIS) to identify all patients aged 65 and older with unexplained macrocytosis (MCV 95 fL or greater) over a 36-month lookback window. The LIS query captures three pre-specified phenotypic arms. The primary arm is the CCUS-pattern cohort: MCV elevated plus hemoglobin below sex-specific thresholds with documented normal B12 and folate, the pattern most directly comparable to published CCUS literature and the primary scientific focus of this study. Two pre-specified secondary arms broaden the dataset without changing the primary aim: an erythrocytosis-pattern arm (MCV elevated plus hematocrit above sex-specific threshold without alternative explanation, capturing the JAK2 CHIP phenotype that presents without cytopenia), and an isolated macrocytosis arm (MCV elevated with hemoglobin and hematocrit within normal range and reversible causes excluded, characterizing the phenotype that currently has no defined evaluation pathway in community practice). The primary outcome is the proportion of CCUS-pattern patients who received no further hematologic workup, constituting the care gap. Pre-specified secondary outcomes include care gap characterization in the erythrocytosis and isolated macrocytosis arms, and an inflammaging composite score (NLR, albumin, hsCRP, and ferritin) derived from existing chart data across all three phenotypes. Phase 1 requires no new clinical testing, uses existing LIS and electronic medical record infrastructure, carries minimal IRB risk as a retrospective chart review, and has near-zero direct cost.</w:t>
       </w:r>
     </w:p>
     <w:p>
@@ -310,7 +310,7 @@
           <w:sz w:val="20"/>
           <w:szCs w:val="20"/>
         </w:rPr>
-        <w:t xml:space="preserve">Population:  Patients aged &gt;=65 with CCUS-pattern CBC, 36-month lookback; stratified 65-69 vs &gt;=70</w:t>
+        <w:t xml:space="preserve">Population:  All patients aged &gt;=65 with MCV &gt;=95 fL, 36-month lookback, reversible causes excluded</w:t>
       </w:r>
     </w:p>
     <w:p>
@@ -325,7 +325,7 @@
           <w:sz w:val="20"/>
           <w:szCs w:val="20"/>
         </w:rPr>
-        <w:t xml:space="preserve">Primary tier:  MCV &gt;100 fL + hemoglobin below threshold + normal B12/folate</w:t>
+        <w:t xml:space="preserve">Primary arm:  CCUS-pattern: MCV elevated + hemoglobin below threshold + normal B12/folate (primary endpoint)</w:t>
       </w:r>
     </w:p>
     <w:p>
@@ -340,7 +340,7 @@
           <w:sz w:val="20"/>
           <w:szCs w:val="20"/>
         </w:rPr>
-        <w:t xml:space="preserve">Secondary tier:  MCV 95-100 fL with downward Hgb trend; RDW &gt;14.5% with borderline MCV; normocytic unexplained anemia</w:t>
+        <w:t xml:space="preserve">Secondary arms:  Erythrocytosis-pattern (MCV elevated + hematocrit above threshold) and isolated macrocytosis (MCV elevated, normal Hgb and Hct) -- pre-specified</w:t>
       </w:r>
     </w:p>
     <w:p>
